--- a/HW02_DP1.docx
+++ b/HW02_DP1.docx
@@ -6,6 +6,7 @@
       <w:pPr>
         <w:jc w:val="center"/>
       </w:pPr>
+      <w:commentRangeStart w:id="0"/>
       <w:r>
         <w:rPr>
           <w:rFonts w:eastAsia="Calibri"/>
@@ -13,6 +14,13 @@
           <w:sz w:val="32"/>
         </w:rPr>
         <w:t>Homework 20260924</w:t>
+      </w:r>
+      <w:commentRangeEnd w:id="0"/>
+      <w:r>
+        <w:rPr>
+          <w:rStyle w:val="CommentReference"/>
+        </w:rPr>
+        <w:commentReference w:id="0"/>
       </w:r>
     </w:p>
     <w:p>
@@ -1956,12 +1964,20 @@
               <w:spacing w:after="0"/>
               <w:ind w:left="144"/>
             </w:pPr>
+            <w:commentRangeStart w:id="1"/>
             <w:r>
               <w:rPr>
                 <w:rFonts w:ascii="Consolas" w:eastAsia="Consolas" w:hAnsi="Consolas"/>
                 <w:sz w:val="19"/>
               </w:rPr>
               <w:t xml:space="preserve">    public static void main(String[] args) {</w:t>
+            </w:r>
+            <w:commentRangeEnd w:id="1"/>
+            <w:r>
+              <w:rPr>
+                <w:rStyle w:val="CommentReference"/>
+              </w:rPr>
+              <w:commentReference w:id="1"/>
             </w:r>
           </w:p>
           <w:p>
@@ -4102,6 +4118,7 @@
                 <w:sz w:val="19"/>
               </w:rPr>
             </w:pPr>
+            <w:commentRangeStart w:id="2"/>
             <w:r>
               <w:rPr>
                 <w:rFonts w:ascii="Consolas" w:eastAsia="Consolas" w:hAnsi="Consolas"/>
@@ -4131,6 +4148,13 @@
                 <w:sz w:val="19"/>
               </w:rPr>
               <w:t>= num;</w:t>
+            </w:r>
+            <w:commentRangeEnd w:id="2"/>
+            <w:r>
+              <w:rPr>
+                <w:rStyle w:val="CommentReference"/>
+              </w:rPr>
+              <w:commentReference w:id="2"/>
             </w:r>
           </w:p>
           <w:p>
@@ -4969,12 +4993,20 @@
                 <w:sz w:val="19"/>
               </w:rPr>
             </w:pPr>
+            <w:commentRangeStart w:id="3"/>
             <w:r>
               <w:rPr>
                 <w:rFonts w:ascii="Consolas" w:eastAsia="Consolas" w:hAnsi="Consolas"/>
                 <w:sz w:val="19"/>
               </w:rPr>
               <w:t xml:space="preserve">        int value = 0;</w:t>
+            </w:r>
+            <w:commentRangeEnd w:id="3"/>
+            <w:r>
+              <w:rPr>
+                <w:rStyle w:val="CommentReference"/>
+              </w:rPr>
+              <w:commentReference w:id="3"/>
             </w:r>
           </w:p>
           <w:p>
@@ -5492,6 +5524,7 @@
           <w:lang w:eastAsia="zh-CN"/>
         </w:rPr>
       </w:pPr>
+      <w:commentRangeStart w:id="4"/>
       <w:r>
         <w:rPr>
           <w:rFonts w:eastAsia="Calibri"/>
@@ -5606,6 +5639,13 @@
           <w:lang w:eastAsia="zh-CN"/>
         </w:rPr>
         <w:t>.</w:t>
+      </w:r>
+      <w:commentRangeEnd w:id="4"/>
+      <w:r>
+        <w:rPr>
+          <w:rStyle w:val="CommentReference"/>
+        </w:rPr>
+        <w:commentReference w:id="4"/>
       </w:r>
     </w:p>
     <w:p>
@@ -5677,6 +5717,123 @@
     </w:sectPr>
   </w:body>
 </w:document>
+</file>
+
+<file path=word/comments.xml><?xml version="1.0" encoding="utf-8"?>
+<w:comments xmlns:a="http://schemas.openxmlformats.org/drawingml/2006/main" xmlns:pic="http://schemas.openxmlformats.org/drawingml/2006/picture" xmlns:r="http://schemas.openxmlformats.org/officeDocument/2006/relationships" xmlns:w="http://schemas.openxmlformats.org/wordprocessingml/2006/main" xmlns:wp="http://schemas.openxmlformats.org/drawingml/2006/wordprocessingDrawing" xmlns:mc="http://schemas.openxmlformats.org/markup-compatibility/2006" xmlns:a14="http://schemas.microsoft.com/office/drawing/2010/main" xmlns:w14="http://schemas.microsoft.com/office/word/2010/wordml" xmlns:wpc="http://schemas.microsoft.com/office/word/2010/wordprocessingCanvas">
+  <w:comment w:id="0" w:author="Gong Qiushi" w:initials="GQ" w:date="2026-09-25T07:27:38Z">
+    <w:p>
+      <w:pPr>
+        <w:pStyle w:val="CommentText"/>
+      </w:pPr>
+      <w:r>
+        <w:rPr>
+          <w:rStyle w:val="CommentReference"/>
+        </w:rPr>
+        <w:annotationRef/>
+      </w:r>
+      <w:r>
+        <w:t>HW02 — 82 / 100   Q1 14/14 · Q2 14/14 · Q3 16/16 · Q4 15/16 · Q5 16/18 · Q6 7/22</w:t>
+      </w:r>
+    </w:p>
+  </w:comment>
+  <w:comment w:id="1" w:author="Gong Qiushi" w:initials="GQ" w:date="2026-09-25T07:27:38Z">
+    <w:p>
+      <w:pPr>
+        <w:pStyle w:val="CommentText"/>
+      </w:pPr>
+      <w:r>
+        <w:rPr>
+          <w:rStyle w:val="CommentReference"/>
+        </w:rPr>
+        <w:annotationRef/>
+      </w:r>
+      <w:r>
+        <w:t>15/16  (-1 mark)  Q4 — the logic is complete and correct. The mark is lost because the answer is only a method: it has no `class` declaration, so it cannot compile or run on its own, and the question says "Your program must compile and run". Wrap it in a class and import the Scanner: `import java.util.Scanner; public class GradeProgram { public static void main(...) { ... } }`.</w:t>
+      </w:r>
+    </w:p>
+  </w:comment>
+  <w:comment w:id="2" w:author="Gong Qiushi" w:initials="GQ" w:date="2026-09-25T07:27:38Z">
+    <w:p>
+      <w:pPr>
+        <w:pStyle w:val="CommentText"/>
+      </w:pPr>
+      <w:r>
+        <w:rPr>
+          <w:rStyle w:val="CommentReference"/>
+        </w:rPr>
+        <w:annotationRef/>
+      </w:r>
+      <w:r>
+        <w:t>16/18  (-2 marks)  Q5 — the for loop, the positive/negative counting and the output are all right. The line `sum + ""= num;` is not valid Java, so the total is never accumulated and `sum` stays 0. It should be `sum = sum + num;` (or `sum += num;`). Also mind Word's "smart quotes" — always type straight quotes in code.</w:t>
+      </w:r>
+    </w:p>
+  </w:comment>
+  <w:comment w:id="3" w:author="Gong Qiushi" w:initials="GQ" w:date="2026-09-25T07:27:38Z">
+    <w:p>
+      <w:pPr>
+        <w:pStyle w:val="CommentText"/>
+      </w:pPr>
+      <w:r>
+        <w:rPr>
+          <w:rStyle w:val="CommentReference"/>
+        </w:rPr>
+        <w:annotationRef/>
+      </w:r>
+      <w:r>
+        <w:t>4/18  (-14 marks)  Q6(a) — the overall shape is right (a while loop with the −1 sentinel, plus counting, summing and tracking the largest), but three things go wrong:</w:t>
+      </w:r>
+    </w:p>
+    <w:p>
+      <w:pPr>
+        <w:pStyle w:val="CommentText"/>
+      </w:pPr>
+      <w:r>
+        <w:t>• **No priming read.** You set `value = 0` and read inside the loop, so when the user finally types −1 the body still runs: the −1 is **added to the sum and counted**. The first value must be read BEFORE the loop, and the re-read must be the LAST statement in the body.  (-5)</w:t>
+      </w:r>
+    </w:p>
+    <w:p>
+      <w:pPr>
+        <w:pStyle w:val="CommentText"/>
+      </w:pPr>
+      <w:r>
+        <w:t>• **The average is missing entirely** — the question asks for it, together with the divide-by-zero guard `if (count &gt; 0)`.  (-4)</w:t>
+      </w:r>
+    </w:p>
+    <w:p>
+      <w:pPr>
+        <w:pStyle w:val="CommentText"/>
+      </w:pPr>
+      <w:r>
+        <w:t>• **The largest value is never output.** `max` is computed correctly but no println prints it, so the "largest" requirement is unmet.  (-5)</w:t>
+      </w:r>
+    </w:p>
+    <w:p>
+      <w:pPr>
+        <w:pStyle w:val="CommentText"/>
+      </w:pPr>
+      <w:r>
+        <w:t>The `if (value &gt; max) max = value;` update itself is correct.</w:t>
+      </w:r>
+    </w:p>
+  </w:comment>
+  <w:comment w:id="4" w:author="Gong Qiushi" w:initials="GQ" w:date="2026-09-25T07:27:38Z">
+    <w:p>
+      <w:pPr>
+        <w:pStyle w:val="CommentText"/>
+      </w:pPr>
+      <w:r>
+        <w:rPr>
+          <w:rStyle w:val="CommentReference"/>
+        </w:rPr>
+        <w:annotationRef/>
+      </w:r>
+      <w:r>
+        <w:t>3/4  (-1 mark)  Q6(b) — your reason (the variable would not have been initialised) is valid. The fuller answer is about the condition: the while test is evaluated BEFORE the body runs for the first time, so a value must already exist for that test — and the sentinel must never be processed as data.</w:t>
+      </w:r>
+    </w:p>
+  </w:comment>
+</w:comments>
 </file>
 
 <file path=word/endnotes.xml><?xml version="1.0" encoding="utf-8"?>
